--- a/lessons/7-3/downloads/reveal/teacher/7.3-homework-packet-level-1.docx
+++ b/lessons/7-3/downloads/reveal/teacher/7.3-homework-packet-level-1.docx
@@ -78,14 +78,15 @@
           <w:caps/>
           <w:color w:val="003A70"/>
           <w:spacing w:val="12"/>
-          <w:sz w:val="21"/>
+          <w:sz w:val="22"/>
           <w:szCs w:val="21"/>
         </w:rPr>
-        <w:t xml:space="preserve">Lesson 7-3  ·  Homework Packet  ·  Level 1  ·  Sheet 1 of 2</w:t>
+        <w:t xml:space="preserve">Lesson 7-3  ·  Homework Packet  ·  Supported  ·  Session 1 · pages 1–2</w:t>
       </w:r>
     </w:p>
     <w:p>
       <w:pPr>
+        <w:pStyle w:val="Heading1"/>
         <w:keepNext/>
         <w:spacing w:before="0" w:after="10" w:line="240" w:lineRule="auto"/>
       </w:pPr>
@@ -111,7 +112,7 @@
         <w:rPr>
           <w:rFonts w:ascii="Avenir Next" w:hAnsi="Avenir Next" w:cs="Avenir Next" w:eastAsia="Avenir Next"/>
           <w:color w:val="5A5F66"/>
-          <w:sz w:val="17"/>
+          <w:sz w:val="22"/>
           <w:szCs w:val="17"/>
         </w:rPr>
         <w:t xml:space="preserve">Maryland Standard 6.NS.C.7c   ·   Learning target — I can use absolute value to describe how far a number is from zero.</w:t>
@@ -158,6 +159,7 @@
           </w:tcPr>
           <w:p>
             <w:pPr>
+              <w:pStyle w:val="Heading2"/>
               <w:spacing w:before="0" w:after="40" w:line="264" w:lineRule="auto"/>
             </w:pPr>
             <w:r>
@@ -185,18 +187,18 @@
                 <w:rFonts w:ascii="Avenir Next" w:hAnsi="Avenir Next" w:cs="Avenir Next" w:eastAsia="Avenir Next"/>
                 <w:b/>
                 <w:color w:val="003A70"/>
+                <w:sz w:val="22"/>
+                <w:szCs w:val="18"/>
+              </w:rPr>
+              <w:t xml:space="preserve">•</w:t>
+            </w:r>
+            <w:r>
+              <w:rPr>
+                <w:rFonts w:ascii="Avenir Next" w:hAnsi="Avenir Next" w:cs="Avenir Next" w:eastAsia="Avenir Next"/>
+                <w:color w:val="1A1A1A"/>
                 <w:sz w:val="18"/>
                 <w:szCs w:val="18"/>
               </w:rPr>
-              <w:t xml:space="preserve">•</w:t>
-            </w:r>
-            <w:r>
-              <w:rPr>
-                <w:rFonts w:ascii="Avenir Next" w:hAnsi="Avenir Next" w:cs="Avenir Next" w:eastAsia="Avenir Next"/>
-                <w:color w:val="1A1A1A"/>
-                <w:sz w:val="18"/>
-                <w:szCs w:val="18"/>
-              </w:rPr>
               <w:tab/>
             </w:r>
             <w:r>
@@ -204,7 +206,7 @@
                 <w:rFonts w:ascii="Avenir Next" w:hAnsi="Avenir Next" w:cs="Avenir Next" w:eastAsia="Avenir Next"/>
                 <w:b/>
                 <w:color w:val="1A1A1A"/>
-                <w:sz w:val="18"/>
+                <w:sz w:val="22"/>
                 <w:szCs w:val="18"/>
               </w:rPr>
               <w:t xml:space="preserve">Absolute value</w:t>
@@ -213,7 +215,7 @@
               <w:rPr>
                 <w:rFonts w:ascii="Avenir Next" w:hAnsi="Avenir Next" w:cs="Avenir Next" w:eastAsia="Avenir Next"/>
                 <w:color w:val="1A1A1A"/>
-                <w:sz w:val="18"/>
+                <w:sz w:val="22"/>
                 <w:szCs w:val="18"/>
               </w:rPr>
               <w:t xml:space="preserve"> is a number’s distance from 0. We write |−7| = 7.</w:t>
@@ -232,25 +234,25 @@
                 <w:rFonts w:ascii="Avenir Next" w:hAnsi="Avenir Next" w:cs="Avenir Next" w:eastAsia="Avenir Next"/>
                 <w:b/>
                 <w:color w:val="003A70"/>
+                <w:sz w:val="22"/>
+                <w:szCs w:val="18"/>
+              </w:rPr>
+              <w:t xml:space="preserve">•</w:t>
+            </w:r>
+            <w:r>
+              <w:rPr>
+                <w:rFonts w:ascii="Avenir Next" w:hAnsi="Avenir Next" w:cs="Avenir Next" w:eastAsia="Avenir Next"/>
+                <w:color w:val="1A1A1A"/>
                 <w:sz w:val="18"/>
                 <w:szCs w:val="18"/>
               </w:rPr>
-              <w:t xml:space="preserve">•</w:t>
-            </w:r>
-            <w:r>
-              <w:rPr>
-                <w:rFonts w:ascii="Avenir Next" w:hAnsi="Avenir Next" w:cs="Avenir Next" w:eastAsia="Avenir Next"/>
-                <w:color w:val="1A1A1A"/>
-                <w:sz w:val="18"/>
-                <w:szCs w:val="18"/>
-              </w:rPr>
               <w:tab/>
             </w:r>
             <w:r>
               <w:rPr>
                 <w:rFonts w:ascii="Avenir Next" w:hAnsi="Avenir Next" w:cs="Avenir Next" w:eastAsia="Avenir Next"/>
                 <w:color w:val="1A1A1A"/>
-                <w:sz w:val="18"/>
+                <w:sz w:val="22"/>
                 <w:szCs w:val="18"/>
               </w:rPr>
               <w:t xml:space="preserve">A number and its opposite have the same absolute value: |5| = |−5| = 5.</w:t>
@@ -269,25 +271,25 @@
                 <w:rFonts w:ascii="Avenir Next" w:hAnsi="Avenir Next" w:cs="Avenir Next" w:eastAsia="Avenir Next"/>
                 <w:b/>
                 <w:color w:val="003A70"/>
+                <w:sz w:val="22"/>
+                <w:szCs w:val="18"/>
+              </w:rPr>
+              <w:t xml:space="preserve">•</w:t>
+            </w:r>
+            <w:r>
+              <w:rPr>
+                <w:rFonts w:ascii="Avenir Next" w:hAnsi="Avenir Next" w:cs="Avenir Next" w:eastAsia="Avenir Next"/>
+                <w:color w:val="1A1A1A"/>
                 <w:sz w:val="18"/>
                 <w:szCs w:val="18"/>
               </w:rPr>
-              <w:t xml:space="preserve">•</w:t>
-            </w:r>
-            <w:r>
-              <w:rPr>
-                <w:rFonts w:ascii="Avenir Next" w:hAnsi="Avenir Next" w:cs="Avenir Next" w:eastAsia="Avenir Next"/>
-                <w:color w:val="1A1A1A"/>
-                <w:sz w:val="18"/>
-                <w:szCs w:val="18"/>
-              </w:rPr>
               <w:tab/>
             </w:r>
             <w:r>
               <w:rPr>
                 <w:rFonts w:ascii="Avenir Next" w:hAnsi="Avenir Next" w:cs="Avenir Next" w:eastAsia="Avenir Next"/>
                 <w:color w:val="1A1A1A"/>
-                <w:sz w:val="18"/>
+                <w:sz w:val="22"/>
                 <w:szCs w:val="18"/>
               </w:rPr>
               <w:t xml:space="preserve">Absolute value is never negative. A greater absolute value means </w:t>
@@ -297,7 +299,7 @@
                 <w:rFonts w:ascii="Avenir Next" w:hAnsi="Avenir Next" w:cs="Avenir Next" w:eastAsia="Avenir Next"/>
                 <w:b/>
                 <w:color w:val="1A1A1A"/>
-                <w:sz w:val="18"/>
+                <w:sz w:val="22"/>
                 <w:szCs w:val="18"/>
               </w:rPr>
               <w:t xml:space="preserve">farther from 0</w:t>
@@ -306,7 +308,7 @@
               <w:rPr>
                 <w:rFonts w:ascii="Avenir Next" w:hAnsi="Avenir Next" w:cs="Avenir Next" w:eastAsia="Avenir Next"/>
                 <w:color w:val="1A1A1A"/>
-                <w:sz w:val="18"/>
+                <w:sz w:val="22"/>
                 <w:szCs w:val="18"/>
               </w:rPr>
               <w:t xml:space="preserve">.</w:t>
@@ -321,6 +323,7 @@
           </w:tcPr>
           <w:p>
             <w:pPr>
+              <w:pStyle w:val="Heading2"/>
               <w:spacing w:before="0" w:after="40" w:line="264" w:lineRule="auto"/>
             </w:pPr>
             <w:r>
@@ -343,7 +346,7 @@
               <w:rPr>
                 <w:rFonts w:ascii="Avenir Next" w:hAnsi="Avenir Next" w:cs="Avenir Next" w:eastAsia="Avenir Next"/>
                 <w:color w:val="1A1A1A"/>
-                <w:sz w:val="17"/>
+                <w:sz w:val="22"/>
                 <w:szCs w:val="17"/>
               </w:rPr>
               <w:t xml:space="preserve">Which is farther from 0: −9 or 6?</w:t>
@@ -362,25 +365,25 @@
                 <w:rFonts w:ascii="Avenir Next" w:hAnsi="Avenir Next" w:cs="Avenir Next" w:eastAsia="Avenir Next"/>
                 <w:b/>
                 <w:color w:val="003A70"/>
+                <w:sz w:val="22"/>
+                <w:szCs w:val="17"/>
+              </w:rPr>
+              <w:t xml:space="preserve">Step 1</w:t>
+            </w:r>
+            <w:r>
+              <w:rPr>
+                <w:rFonts w:ascii="Avenir Next" w:hAnsi="Avenir Next" w:cs="Avenir Next" w:eastAsia="Avenir Next"/>
+                <w:color w:val="1A1A1A"/>
                 <w:sz w:val="17"/>
                 <w:szCs w:val="17"/>
               </w:rPr>
-              <w:t xml:space="preserve">Step 1</w:t>
-            </w:r>
-            <w:r>
-              <w:rPr>
-                <w:rFonts w:ascii="Avenir Next" w:hAnsi="Avenir Next" w:cs="Avenir Next" w:eastAsia="Avenir Next"/>
-                <w:color w:val="1A1A1A"/>
-                <w:sz w:val="17"/>
-                <w:szCs w:val="17"/>
-              </w:rPr>
               <w:tab/>
             </w:r>
             <w:r>
               <w:rPr>
                 <w:rFonts w:ascii="Avenir Next" w:hAnsi="Avenir Next" w:cs="Avenir Next" w:eastAsia="Avenir Next"/>
                 <w:color w:val="1A1A1A"/>
-                <w:sz w:val="17"/>
+                <w:sz w:val="22"/>
                 <w:szCs w:val="17"/>
               </w:rPr>
               <w:t xml:space="preserve">|−9| = 9 and |6| = 6.</w:t>
@@ -399,25 +402,25 @@
                 <w:rFonts w:ascii="Avenir Next" w:hAnsi="Avenir Next" w:cs="Avenir Next" w:eastAsia="Avenir Next"/>
                 <w:b/>
                 <w:color w:val="003A70"/>
+                <w:sz w:val="22"/>
+                <w:szCs w:val="17"/>
+              </w:rPr>
+              <w:t xml:space="preserve">Step 2</w:t>
+            </w:r>
+            <w:r>
+              <w:rPr>
+                <w:rFonts w:ascii="Avenir Next" w:hAnsi="Avenir Next" w:cs="Avenir Next" w:eastAsia="Avenir Next"/>
+                <w:color w:val="1A1A1A"/>
                 <w:sz w:val="17"/>
                 <w:szCs w:val="17"/>
               </w:rPr>
-              <w:t xml:space="preserve">Step 2</w:t>
-            </w:r>
-            <w:r>
-              <w:rPr>
-                <w:rFonts w:ascii="Avenir Next" w:hAnsi="Avenir Next" w:cs="Avenir Next" w:eastAsia="Avenir Next"/>
-                <w:color w:val="1A1A1A"/>
-                <w:sz w:val="17"/>
-                <w:szCs w:val="17"/>
-              </w:rPr>
               <w:tab/>
             </w:r>
             <w:r>
               <w:rPr>
                 <w:rFonts w:ascii="Avenir Next" w:hAnsi="Avenir Next" w:cs="Avenir Next" w:eastAsia="Avenir Next"/>
                 <w:color w:val="1A1A1A"/>
-                <w:sz w:val="17"/>
+                <w:sz w:val="22"/>
                 <w:szCs w:val="17"/>
               </w:rPr>
               <w:t xml:space="preserve">9 &gt; 6, so −9 is farther from 0.</w:t>
@@ -436,18 +439,18 @@
                 <w:rFonts w:ascii="Avenir Next" w:hAnsi="Avenir Next" w:cs="Avenir Next" w:eastAsia="Avenir Next"/>
                 <w:b/>
                 <w:color w:val="1A1A1A"/>
+                <w:sz w:val="22"/>
+                <w:szCs w:val="17"/>
+              </w:rPr>
+              <w:t xml:space="preserve">Answer</w:t>
+            </w:r>
+            <w:r>
+              <w:rPr>
+                <w:rFonts w:ascii="Avenir Next" w:hAnsi="Avenir Next" w:cs="Avenir Next" w:eastAsia="Avenir Next"/>
+                <w:color w:val="1A1A1A"/>
                 <w:sz w:val="17"/>
                 <w:szCs w:val="17"/>
               </w:rPr>
-              <w:t xml:space="preserve">Answer</w:t>
-            </w:r>
-            <w:r>
-              <w:rPr>
-                <w:rFonts w:ascii="Avenir Next" w:hAnsi="Avenir Next" w:cs="Avenir Next" w:eastAsia="Avenir Next"/>
-                <w:color w:val="1A1A1A"/>
-                <w:sz w:val="17"/>
-                <w:szCs w:val="17"/>
-              </w:rPr>
               <w:tab/>
             </w:r>
             <w:r>
@@ -455,7 +458,7 @@
                 <w:rFonts w:ascii="Avenir Next" w:hAnsi="Avenir Next" w:cs="Avenir Next" w:eastAsia="Avenir Next"/>
                 <w:b/>
                 <w:color w:val="1A1A1A"/>
-                <w:sz w:val="17"/>
+                <w:sz w:val="22"/>
                 <w:szCs w:val="17"/>
               </w:rPr>
               <w:t xml:space="preserve">−9</w:t>
@@ -505,6 +508,7 @@
           </w:tcPr>
           <w:p>
             <w:pPr>
+              <w:pStyle w:val="Heading2"/>
               <w:spacing w:before="0" w:after="40" w:line="264" w:lineRule="auto"/>
             </w:pPr>
             <w:r>
@@ -528,7 +532,7 @@
                 <w:rFonts w:ascii="Avenir Next" w:hAnsi="Avenir Next" w:cs="Avenir Next" w:eastAsia="Avenir Next"/>
                 <w:b/>
                 <w:color w:val="1A1A1A"/>
-                <w:sz w:val="21"/>
+                <w:sz w:val="22"/>
                 <w:szCs w:val="21"/>
               </w:rPr>
               <w:t xml:space="preserve">absolute value</w:t>
@@ -537,7 +541,7 @@
               <w:rPr>
                 <w:rFonts w:ascii="Avenir Next" w:hAnsi="Avenir Next" w:cs="Avenir Next" w:eastAsia="Avenir Next"/>
                 <w:color w:val="5A5F66"/>
-                <w:sz w:val="21"/>
+                <w:sz w:val="22"/>
                 <w:szCs w:val="21"/>
               </w:rPr>
               <w:t xml:space="preserve"> — </w:t>
@@ -546,7 +550,7 @@
               <w:rPr>
                 <w:rFonts w:ascii="Avenir Next" w:hAnsi="Avenir Next" w:cs="Avenir Next" w:eastAsia="Avenir Next"/>
                 <w:color w:val="1A1A1A"/>
-                <w:sz w:val="21"/>
+                <w:sz w:val="22"/>
                 <w:szCs w:val="21"/>
               </w:rPr>
               <w:t xml:space="preserve">how far a number is from 0</w:t>
@@ -561,7 +565,7 @@
                 <w:rFonts w:ascii="Avenir Next" w:hAnsi="Avenir Next" w:cs="Avenir Next" w:eastAsia="Avenir Next"/>
                 <w:b/>
                 <w:color w:val="1A1A1A"/>
-                <w:sz w:val="21"/>
+                <w:sz w:val="22"/>
                 <w:szCs w:val="21"/>
               </w:rPr>
               <w:t xml:space="preserve">|−5|</w:t>
@@ -570,7 +574,7 @@
               <w:rPr>
                 <w:rFonts w:ascii="Avenir Next" w:hAnsi="Avenir Next" w:cs="Avenir Next" w:eastAsia="Avenir Next"/>
                 <w:color w:val="5A5F66"/>
-                <w:sz w:val="21"/>
+                <w:sz w:val="22"/>
                 <w:szCs w:val="21"/>
               </w:rPr>
               <w:t xml:space="preserve"> — </w:t>
@@ -579,7 +583,7 @@
               <w:rPr>
                 <w:rFonts w:ascii="Avenir Next" w:hAnsi="Avenir Next" w:cs="Avenir Next" w:eastAsia="Avenir Next"/>
                 <w:color w:val="1A1A1A"/>
-                <w:sz w:val="21"/>
+                <w:sz w:val="22"/>
                 <w:szCs w:val="21"/>
               </w:rPr>
               <w:t xml:space="preserve">the absolute value of −5, which is 5</w:t>
@@ -605,7 +609,7 @@
                 <w:rFonts w:ascii="Avenir Next" w:hAnsi="Avenir Next" w:cs="Avenir Next" w:eastAsia="Avenir Next"/>
                 <w:b/>
                 <w:color w:val="1A1A1A"/>
-                <w:sz w:val="21"/>
+                <w:sz w:val="22"/>
                 <w:szCs w:val="21"/>
               </w:rPr>
               <w:t xml:space="preserve">distance</w:t>
@@ -614,7 +618,7 @@
               <w:rPr>
                 <w:rFonts w:ascii="Avenir Next" w:hAnsi="Avenir Next" w:cs="Avenir Next" w:eastAsia="Avenir Next"/>
                 <w:color w:val="5A5F66"/>
-                <w:sz w:val="21"/>
+                <w:sz w:val="22"/>
                 <w:szCs w:val="21"/>
               </w:rPr>
               <w:t xml:space="preserve"> — </w:t>
@@ -623,7 +627,7 @@
               <w:rPr>
                 <w:rFonts w:ascii="Avenir Next" w:hAnsi="Avenir Next" w:cs="Avenir Next" w:eastAsia="Avenir Next"/>
                 <w:color w:val="1A1A1A"/>
-                <w:sz w:val="21"/>
+                <w:sz w:val="22"/>
                 <w:szCs w:val="21"/>
               </w:rPr>
               <w:t xml:space="preserve">how far; never negative</w:t>
@@ -634,6 +638,7 @@
     </w:tbl>
     <w:p>
       <w:pPr>
+        <w:pStyle w:val="Heading2"/>
         <w:keepNext/>
         <w:pBdr>
           <w:bottom w:val="single" w:sz="8" w:space="3" w:color="003A70"/>
@@ -649,7 +654,7 @@
           <w:b/>
           <w:color w:val="003A70"/>
           <w:spacing w:val="14"/>
-          <w:sz w:val="21"/>
+          <w:sz w:val="22"/>
           <w:szCs w:val="21"/>
         </w:rPr>
         <w:t xml:space="preserve">PRACTICE</w:t>
@@ -668,7 +673,7 @@
           <w:rFonts w:ascii="Avenir Next" w:hAnsi="Avenir Next" w:cs="Avenir Next" w:eastAsia="Avenir Next"/>
           <w:i/>
           <w:color w:val="5A5F66"/>
-          <w:sz w:val="17"/>
+          <w:sz w:val="22"/>
           <w:szCs w:val="17"/>
         </w:rPr>
         <w:t xml:space="preserve">show your work · label units</w:t>
@@ -764,25 +769,25 @@
                 <w:rFonts w:ascii="Avenir Next" w:hAnsi="Avenir Next" w:cs="Avenir Next" w:eastAsia="Avenir Next"/>
                 <w:b/>
                 <w:color w:val="003A70"/>
+                <w:sz w:val="22"/>
+                <w:szCs w:val="18"/>
+              </w:rPr>
+              <w:t xml:space="preserve">Step 1</w:t>
+            </w:r>
+            <w:r>
+              <w:rPr>
+                <w:rFonts w:ascii="Avenir Next" w:hAnsi="Avenir Next" w:cs="Avenir Next" w:eastAsia="Avenir Next"/>
+                <w:color w:val="1A1A1A"/>
                 <w:sz w:val="18"/>
                 <w:szCs w:val="18"/>
               </w:rPr>
-              <w:t xml:space="preserve">Step 1</w:t>
-            </w:r>
-            <w:r>
-              <w:rPr>
-                <w:rFonts w:ascii="Avenir Next" w:hAnsi="Avenir Next" w:cs="Avenir Next" w:eastAsia="Avenir Next"/>
-                <w:color w:val="1A1A1A"/>
-                <w:sz w:val="18"/>
-                <w:szCs w:val="18"/>
-              </w:rPr>
               <w:tab/>
             </w:r>
             <w:r>
               <w:rPr>
                 <w:rFonts w:ascii="Avenir Next" w:hAnsi="Avenir Next" w:cs="Avenir Next" w:eastAsia="Avenir Next"/>
                 <w:color w:val="1A1A1A"/>
-                <w:sz w:val="21"/>
+                <w:sz w:val="22"/>
                 <w:szCs w:val="21"/>
               </w:rPr>
               <w:t xml:space="preserve">Ask: how far is this number from 0?</w:t>
@@ -802,25 +807,25 @@
                 <w:rFonts w:ascii="Avenir Next" w:hAnsi="Avenir Next" w:cs="Avenir Next" w:eastAsia="Avenir Next"/>
                 <w:b/>
                 <w:color w:val="003A70"/>
+                <w:sz w:val="22"/>
+                <w:szCs w:val="18"/>
+              </w:rPr>
+              <w:t xml:space="preserve">Step 2</w:t>
+            </w:r>
+            <w:r>
+              <w:rPr>
+                <w:rFonts w:ascii="Avenir Next" w:hAnsi="Avenir Next" w:cs="Avenir Next" w:eastAsia="Avenir Next"/>
+                <w:color w:val="1A1A1A"/>
                 <w:sz w:val="18"/>
                 <w:szCs w:val="18"/>
               </w:rPr>
-              <w:t xml:space="preserve">Step 2</w:t>
-            </w:r>
-            <w:r>
-              <w:rPr>
-                <w:rFonts w:ascii="Avenir Next" w:hAnsi="Avenir Next" w:cs="Avenir Next" w:eastAsia="Avenir Next"/>
-                <w:color w:val="1A1A1A"/>
-                <w:sz w:val="18"/>
-                <w:szCs w:val="18"/>
-              </w:rPr>
               <w:tab/>
             </w:r>
             <w:r>
               <w:rPr>
                 <w:rFonts w:ascii="Avenir Next" w:hAnsi="Avenir Next" w:cs="Avenir Next" w:eastAsia="Avenir Next"/>
                 <w:color w:val="1A1A1A"/>
-                <w:sz w:val="21"/>
+                <w:sz w:val="22"/>
                 <w:szCs w:val="21"/>
               </w:rPr>
               <w:t xml:space="preserve">Write that distance. It is never negative.</w:t>
@@ -1337,7 +1342,7 @@
               <w:drawing>
                 <wp:inline distT="0" distB="0" distL="0" distR="0">
                   <wp:extent cx="4572000" cy="731520"/>
-                  <wp:docPr id="1" name="Figure 1"/>
+                  <wp:docPr id="1" name="Figure 1" descr="Number line from -8 to 8, ticks every 1. Points: x: -7; label: A, x: 5; label: B."/>
                   <a:graphic xmlns:a="http://schemas.openxmlformats.org/drawingml/2006/main">
                     <a:graphicData uri="http://schemas.openxmlformats.org/drawingml/2006/picture">
                       <pic:pic xmlns:pic="http://schemas.openxmlformats.org/drawingml/2006/picture">
@@ -2220,25 +2225,25 @@
                 <w:rFonts w:ascii="Avenir Next" w:hAnsi="Avenir Next" w:cs="Avenir Next" w:eastAsia="Avenir Next"/>
                 <w:b/>
                 <w:color w:val="003A70"/>
+                <w:sz w:val="22"/>
+                <w:szCs w:val="18"/>
+              </w:rPr>
+              <w:t xml:space="preserve">Step 1</w:t>
+            </w:r>
+            <w:r>
+              <w:rPr>
+                <w:rFonts w:ascii="Avenir Next" w:hAnsi="Avenir Next" w:cs="Avenir Next" w:eastAsia="Avenir Next"/>
+                <w:color w:val="1A1A1A"/>
                 <w:sz w:val="18"/>
                 <w:szCs w:val="18"/>
               </w:rPr>
-              <w:t xml:space="preserve">Step 1</w:t>
-            </w:r>
-            <w:r>
-              <w:rPr>
-                <w:rFonts w:ascii="Avenir Next" w:hAnsi="Avenir Next" w:cs="Avenir Next" w:eastAsia="Avenir Next"/>
-                <w:color w:val="1A1A1A"/>
-                <w:sz w:val="18"/>
-                <w:szCs w:val="18"/>
-              </w:rPr>
               <w:tab/>
             </w:r>
             <w:r>
               <w:rPr>
                 <w:rFonts w:ascii="Avenir Next" w:hAnsi="Avenir Next" w:cs="Avenir Next" w:eastAsia="Avenir Next"/>
                 <w:color w:val="1A1A1A"/>
-                <w:sz w:val="21"/>
+                <w:sz w:val="22"/>
                 <w:szCs w:val="21"/>
               </w:rPr>
               <w:t xml:space="preserve">Find how far each balance is from 0.</w:t>
@@ -2258,25 +2263,25 @@
                 <w:rFonts w:ascii="Avenir Next" w:hAnsi="Avenir Next" w:cs="Avenir Next" w:eastAsia="Avenir Next"/>
                 <w:b/>
                 <w:color w:val="003A70"/>
+                <w:sz w:val="22"/>
+                <w:szCs w:val="18"/>
+              </w:rPr>
+              <w:t xml:space="preserve">Step 2</w:t>
+            </w:r>
+            <w:r>
+              <w:rPr>
+                <w:rFonts w:ascii="Avenir Next" w:hAnsi="Avenir Next" w:cs="Avenir Next" w:eastAsia="Avenir Next"/>
+                <w:color w:val="1A1A1A"/>
                 <w:sz w:val="18"/>
                 <w:szCs w:val="18"/>
               </w:rPr>
-              <w:t xml:space="preserve">Step 2</w:t>
-            </w:r>
-            <w:r>
-              <w:rPr>
-                <w:rFonts w:ascii="Avenir Next" w:hAnsi="Avenir Next" w:cs="Avenir Next" w:eastAsia="Avenir Next"/>
-                <w:color w:val="1A1A1A"/>
-                <w:sz w:val="18"/>
-                <w:szCs w:val="18"/>
-              </w:rPr>
               <w:tab/>
             </w:r>
             <w:r>
               <w:rPr>
                 <w:rFonts w:ascii="Avenir Next" w:hAnsi="Avenir Next" w:cs="Avenir Next" w:eastAsia="Avenir Next"/>
                 <w:color w:val="1A1A1A"/>
-                <w:sz w:val="21"/>
+                <w:sz w:val="22"/>
                 <w:szCs w:val="21"/>
               </w:rPr>
               <w:t xml:space="preserve">The bigger distance is farther from $0.</w:t>
@@ -2503,7 +2508,7 @@
                 <w:rFonts w:ascii="Avenir Next" w:hAnsi="Avenir Next" w:cs="Avenir Next" w:eastAsia="Avenir Next"/>
                 <w:b/>
                 <w:color w:val="1A1A1A"/>
-                <w:sz w:val="18"/>
+                <w:sz w:val="22"/>
                 <w:szCs w:val="18"/>
               </w:rPr>
               <w:t xml:space="preserve">Integers</w:t>
@@ -2623,7 +2628,7 @@
                 <w:rFonts w:ascii="Avenir Next" w:hAnsi="Avenir Next" w:cs="Avenir Next" w:eastAsia="Avenir Next"/>
                 <w:b/>
                 <w:color w:val="003A70"/>
-                <w:sz w:val="17"/>
+                <w:sz w:val="22"/>
                 <w:szCs w:val="17"/>
               </w:rPr>
               <w:t xml:space="preserve">Frame  </w:t>
@@ -2633,10 +2638,30 @@
                 <w:rFonts w:ascii="Avenir Next" w:hAnsi="Avenir Next" w:cs="Avenir Next" w:eastAsia="Avenir Next"/>
                 <w:i/>
                 <w:color w:val="1A1A1A"/>
+                <w:sz w:val="22"/>
+                <w:szCs w:val="18"/>
+              </w:rPr>
+              <w:t xml:space="preserve">The two numbers are </w:t>
+            </w:r>
+            <w:r>
+              <w:rPr>
+                <w:rFonts w:ascii="Avenir Next" w:hAnsi="Avenir Next" w:cs="Avenir Next" w:eastAsia="Avenir Next"/>
+                <w:color w:val="1A1A1A"/>
                 <w:sz w:val="18"/>
                 <w:szCs w:val="18"/>
-              </w:rPr>
-              <w:t xml:space="preserve">The two numbers are </w:t>
+                <w:u w:val="single"/>
+              </w:rPr>
+              <w:t xml:space="preserve">      </w:t>
+            </w:r>
+            <w:r>
+              <w:rPr>
+                <w:rFonts w:ascii="Avenir Next" w:hAnsi="Avenir Next" w:cs="Avenir Next" w:eastAsia="Avenir Next"/>
+                <w:i/>
+                <w:color w:val="1A1A1A"/>
+                <w:sz w:val="22"/>
+                <w:szCs w:val="18"/>
+              </w:rPr>
+              <w:t xml:space="preserve"> and </w:t>
             </w:r>
             <w:r>
               <w:rPr>
@@ -2653,17 +2678,17 @@
                 <w:rFonts w:ascii="Avenir Next" w:hAnsi="Avenir Next" w:cs="Avenir Next" w:eastAsia="Avenir Next"/>
                 <w:i/>
                 <w:color w:val="1A1A1A"/>
+                <w:sz w:val="22"/>
+                <w:szCs w:val="18"/>
+              </w:rPr>
+              <w:t xml:space="preserve">, because both are </w:t>
+            </w:r>
+            <w:r>
+              <w:rPr>
+                <w:rFonts w:ascii="Avenir Next" w:hAnsi="Avenir Next" w:cs="Avenir Next" w:eastAsia="Avenir Next"/>
+                <w:color w:val="1A1A1A"/>
                 <w:sz w:val="18"/>
                 <w:szCs w:val="18"/>
-              </w:rPr>
-              <w:t xml:space="preserve"> and </w:t>
-            </w:r>
-            <w:r>
-              <w:rPr>
-                <w:rFonts w:ascii="Avenir Next" w:hAnsi="Avenir Next" w:cs="Avenir Next" w:eastAsia="Avenir Next"/>
-                <w:color w:val="1A1A1A"/>
-                <w:sz w:val="18"/>
-                <w:szCs w:val="18"/>
                 <w:u w:val="single"/>
               </w:rPr>
               <w:t xml:space="preserve">      </w:t>
@@ -2673,27 +2698,7 @@
                 <w:rFonts w:ascii="Avenir Next" w:hAnsi="Avenir Next" w:cs="Avenir Next" w:eastAsia="Avenir Next"/>
                 <w:i/>
                 <w:color w:val="1A1A1A"/>
-                <w:sz w:val="18"/>
-                <w:szCs w:val="18"/>
-              </w:rPr>
-              <w:t xml:space="preserve">, because both are </w:t>
-            </w:r>
-            <w:r>
-              <w:rPr>
-                <w:rFonts w:ascii="Avenir Next" w:hAnsi="Avenir Next" w:cs="Avenir Next" w:eastAsia="Avenir Next"/>
-                <w:color w:val="1A1A1A"/>
-                <w:sz w:val="18"/>
-                <w:szCs w:val="18"/>
-                <w:u w:val="single"/>
-              </w:rPr>
-              <w:t xml:space="preserve">      </w:t>
-            </w:r>
-            <w:r>
-              <w:rPr>
-                <w:rFonts w:ascii="Avenir Next" w:hAnsi="Avenir Next" w:cs="Avenir Next" w:eastAsia="Avenir Next"/>
-                <w:i/>
-                <w:color w:val="1A1A1A"/>
-                <w:sz w:val="18"/>
+                <w:sz w:val="22"/>
                 <w:szCs w:val="18"/>
               </w:rPr>
               <w:t xml:space="preserve"> units from 0.</w:t>
@@ -2822,6 +2827,7 @@
           </w:tcPr>
           <w:p>
             <w:pPr>
+              <w:pStyle w:val="Heading2"/>
               <w:spacing w:before="0" w:after="0" w:line="240" w:lineRule="auto"/>
             </w:pPr>
             <w:r>
@@ -2859,7 +2865,7 @@
               <w:rPr>
                 <w:rFonts w:ascii="Avenir Next" w:hAnsi="Avenir Next" w:cs="Avenir Next" w:eastAsia="Avenir Next"/>
                 <w:color w:val="1A1A1A"/>
-                <w:sz w:val="17"/>
+                <w:sz w:val="22"/>
                 <w:szCs w:val="17"/>
               </w:rPr>
               <w:t xml:space="preserve">  I can do this on my own</w:t>
@@ -2888,7 +2894,7 @@
               <w:rPr>
                 <w:rFonts w:ascii="Avenir Next" w:hAnsi="Avenir Next" w:cs="Avenir Next" w:eastAsia="Avenir Next"/>
                 <w:color w:val="1A1A1A"/>
-                <w:sz w:val="17"/>
+                <w:sz w:val="22"/>
                 <w:szCs w:val="17"/>
               </w:rPr>
               <w:t xml:space="preserve">  I need a little help</w:t>
@@ -2917,7 +2923,7 @@
               <w:rPr>
                 <w:rFonts w:ascii="Avenir Next" w:hAnsi="Avenir Next" w:cs="Avenir Next" w:eastAsia="Avenir Next"/>
                 <w:color w:val="1A1A1A"/>
-                <w:sz w:val="17"/>
+                <w:sz w:val="22"/>
                 <w:szCs w:val="17"/>
               </w:rPr>
               <w:t xml:space="preserve">  I have a question about #</w:t>
@@ -2955,7 +2961,7 @@
         <w:rPr>
           <w:rFonts w:ascii="Avenir Next" w:hAnsi="Avenir Next" w:cs="Avenir Next" w:eastAsia="Avenir Next"/>
           <w:color w:val="5A5F66"/>
-          <w:sz w:val="17"/>
+          <w:sz w:val="22"/>
           <w:szCs w:val="17"/>
         </w:rPr>
         <w:t xml:space="preserve">Ask someone at home: is it colder at −10 degrees or at 5 degrees? Which temperature is farther from 0?</w:t>
@@ -3038,14 +3044,15 @@
           <w:caps/>
           <w:color w:val="003A70"/>
           <w:spacing w:val="12"/>
-          <w:sz w:val="21"/>
+          <w:sz w:val="22"/>
           <w:szCs w:val="21"/>
         </w:rPr>
-        <w:t xml:space="preserve">Lesson 7-3  ·  Homework Packet  ·  Level 1  ·  Sheet 2 of 2</w:t>
+        <w:t xml:space="preserve">Lesson 7-3  ·  Homework Packet  ·  Supported  ·  Session 2 · pages 3–4</w:t>
       </w:r>
     </w:p>
     <w:p>
       <w:pPr>
+        <w:pStyle w:val="Heading1"/>
         <w:keepNext/>
         <w:spacing w:before="0" w:after="10" w:line="240" w:lineRule="auto"/>
       </w:pPr>
@@ -3071,7 +3078,7 @@
         <w:rPr>
           <w:rFonts w:ascii="Avenir Next" w:hAnsi="Avenir Next" w:cs="Avenir Next" w:eastAsia="Avenir Next"/>
           <w:color w:val="5A5F66"/>
-          <w:sz w:val="17"/>
+          <w:sz w:val="22"/>
           <w:szCs w:val="17"/>
         </w:rPr>
         <w:t xml:space="preserve">Maryland Standard 6.NS.C.7c   ·   Learning target — I can use absolute value to find the total distance between a negative and a positive reading.</w:t>
@@ -3118,6 +3125,7 @@
           </w:tcPr>
           <w:p>
             <w:pPr>
+              <w:pStyle w:val="Heading2"/>
               <w:spacing w:before="0" w:after="40" w:line="264" w:lineRule="auto"/>
             </w:pPr>
             <w:r>
@@ -3145,18 +3153,18 @@
                 <w:rFonts w:ascii="Avenir Next" w:hAnsi="Avenir Next" w:cs="Avenir Next" w:eastAsia="Avenir Next"/>
                 <w:b/>
                 <w:color w:val="003A70"/>
+                <w:sz w:val="22"/>
+                <w:szCs w:val="18"/>
+              </w:rPr>
+              <w:t xml:space="preserve">•</w:t>
+            </w:r>
+            <w:r>
+              <w:rPr>
+                <w:rFonts w:ascii="Avenir Next" w:hAnsi="Avenir Next" w:cs="Avenir Next" w:eastAsia="Avenir Next"/>
+                <w:color w:val="1A1A1A"/>
                 <w:sz w:val="18"/>
                 <w:szCs w:val="18"/>
               </w:rPr>
-              <w:t xml:space="preserve">•</w:t>
-            </w:r>
-            <w:r>
-              <w:rPr>
-                <w:rFonts w:ascii="Avenir Next" w:hAnsi="Avenir Next" w:cs="Avenir Next" w:eastAsia="Avenir Next"/>
-                <w:color w:val="1A1A1A"/>
-                <w:sz w:val="18"/>
-                <w:szCs w:val="18"/>
-              </w:rPr>
               <w:tab/>
             </w:r>
             <w:r>
@@ -3164,7 +3172,7 @@
                 <w:rFonts w:ascii="Avenir Next" w:hAnsi="Avenir Next" w:cs="Avenir Next" w:eastAsia="Avenir Next"/>
                 <w:b/>
                 <w:color w:val="1A1A1A"/>
-                <w:sz w:val="18"/>
+                <w:sz w:val="22"/>
                 <w:szCs w:val="18"/>
               </w:rPr>
               <w:t xml:space="preserve">Opposite sides</w:t>
@@ -3173,7 +3181,7 @@
               <w:rPr>
                 <w:rFonts w:ascii="Avenir Next" w:hAnsi="Avenir Next" w:cs="Avenir Next" w:eastAsia="Avenir Next"/>
                 <w:color w:val="1A1A1A"/>
-                <w:sz w:val="18"/>
+                <w:sz w:val="22"/>
                 <w:szCs w:val="18"/>
               </w:rPr>
               <w:t xml:space="preserve"> of 0: </w:t>
@@ -3183,7 +3191,7 @@
                 <w:rFonts w:ascii="Avenir Next" w:hAnsi="Avenir Next" w:cs="Avenir Next" w:eastAsia="Avenir Next"/>
                 <w:b/>
                 <w:color w:val="1A1A1A"/>
-                <w:sz w:val="18"/>
+                <w:sz w:val="22"/>
                 <w:szCs w:val="18"/>
               </w:rPr>
               <w:t xml:space="preserve">add</w:t>
@@ -3192,7 +3200,7 @@
               <w:rPr>
                 <w:rFonts w:ascii="Avenir Next" w:hAnsi="Avenir Next" w:cs="Avenir Next" w:eastAsia="Avenir Next"/>
                 <w:color w:val="1A1A1A"/>
-                <w:sz w:val="18"/>
+                <w:sz w:val="22"/>
                 <w:szCs w:val="18"/>
               </w:rPr>
               <w:t xml:space="preserve"> the absolute values.</w:t>
@@ -3211,25 +3219,25 @@
                 <w:rFonts w:ascii="Avenir Next" w:hAnsi="Avenir Next" w:cs="Avenir Next" w:eastAsia="Avenir Next"/>
                 <w:b/>
                 <w:color w:val="003A70"/>
+                <w:sz w:val="22"/>
+                <w:szCs w:val="18"/>
+              </w:rPr>
+              <w:t xml:space="preserve">•</w:t>
+            </w:r>
+            <w:r>
+              <w:rPr>
+                <w:rFonts w:ascii="Avenir Next" w:hAnsi="Avenir Next" w:cs="Avenir Next" w:eastAsia="Avenir Next"/>
+                <w:color w:val="1A1A1A"/>
                 <w:sz w:val="18"/>
                 <w:szCs w:val="18"/>
               </w:rPr>
-              <w:t xml:space="preserve">•</w:t>
-            </w:r>
-            <w:r>
-              <w:rPr>
-                <w:rFonts w:ascii="Avenir Next" w:hAnsi="Avenir Next" w:cs="Avenir Next" w:eastAsia="Avenir Next"/>
-                <w:color w:val="1A1A1A"/>
-                <w:sz w:val="18"/>
-                <w:szCs w:val="18"/>
-              </w:rPr>
               <w:tab/>
             </w:r>
             <w:r>
               <w:rPr>
                 <w:rFonts w:ascii="Avenir Next" w:hAnsi="Avenir Next" w:cs="Avenir Next" w:eastAsia="Avenir Next"/>
                 <w:color w:val="1A1A1A"/>
-                <w:sz w:val="18"/>
+                <w:sz w:val="22"/>
                 <w:szCs w:val="18"/>
               </w:rPr>
               <w:t xml:space="preserve">−3 to 5 is 3 + 5 = 8 units.</w:t>
@@ -3248,18 +3256,18 @@
                 <w:rFonts w:ascii="Avenir Next" w:hAnsi="Avenir Next" w:cs="Avenir Next" w:eastAsia="Avenir Next"/>
                 <w:b/>
                 <w:color w:val="003A70"/>
+                <w:sz w:val="22"/>
+                <w:szCs w:val="18"/>
+              </w:rPr>
+              <w:t xml:space="preserve">•</w:t>
+            </w:r>
+            <w:r>
+              <w:rPr>
+                <w:rFonts w:ascii="Avenir Next" w:hAnsi="Avenir Next" w:cs="Avenir Next" w:eastAsia="Avenir Next"/>
+                <w:color w:val="1A1A1A"/>
                 <w:sz w:val="18"/>
                 <w:szCs w:val="18"/>
               </w:rPr>
-              <w:t xml:space="preserve">•</w:t>
-            </w:r>
-            <w:r>
-              <w:rPr>
-                <w:rFonts w:ascii="Avenir Next" w:hAnsi="Avenir Next" w:cs="Avenir Next" w:eastAsia="Avenir Next"/>
-                <w:color w:val="1A1A1A"/>
-                <w:sz w:val="18"/>
-                <w:szCs w:val="18"/>
-              </w:rPr>
               <w:tab/>
             </w:r>
             <w:r>
@@ -3267,7 +3275,7 @@
                 <w:rFonts w:ascii="Avenir Next" w:hAnsi="Avenir Next" w:cs="Avenir Next" w:eastAsia="Avenir Next"/>
                 <w:b/>
                 <w:color w:val="1A1A1A"/>
-                <w:sz w:val="18"/>
+                <w:sz w:val="22"/>
                 <w:szCs w:val="18"/>
               </w:rPr>
               <w:t xml:space="preserve">Same side</w:t>
@@ -3276,7 +3284,7 @@
               <w:rPr>
                 <w:rFonts w:ascii="Avenir Next" w:hAnsi="Avenir Next" w:cs="Avenir Next" w:eastAsia="Avenir Next"/>
                 <w:color w:val="1A1A1A"/>
-                <w:sz w:val="18"/>
+                <w:sz w:val="22"/>
                 <w:szCs w:val="18"/>
               </w:rPr>
               <w:t xml:space="preserve"> of 0: </w:t>
@@ -3286,7 +3294,7 @@
                 <w:rFonts w:ascii="Avenir Next" w:hAnsi="Avenir Next" w:cs="Avenir Next" w:eastAsia="Avenir Next"/>
                 <w:b/>
                 <w:color w:val="1A1A1A"/>
-                <w:sz w:val="18"/>
+                <w:sz w:val="22"/>
                 <w:szCs w:val="18"/>
               </w:rPr>
               <w:t xml:space="preserve">subtract</w:t>
@@ -3295,7 +3303,7 @@
               <w:rPr>
                 <w:rFonts w:ascii="Avenir Next" w:hAnsi="Avenir Next" w:cs="Avenir Next" w:eastAsia="Avenir Next"/>
                 <w:color w:val="1A1A1A"/>
-                <w:sz w:val="18"/>
+                <w:sz w:val="22"/>
                 <w:szCs w:val="18"/>
               </w:rPr>
               <w:t xml:space="preserve"> the absolute values.</w:t>
@@ -3314,25 +3322,25 @@
                 <w:rFonts w:ascii="Avenir Next" w:hAnsi="Avenir Next" w:cs="Avenir Next" w:eastAsia="Avenir Next"/>
                 <w:b/>
                 <w:color w:val="003A70"/>
+                <w:sz w:val="22"/>
+                <w:szCs w:val="18"/>
+              </w:rPr>
+              <w:t xml:space="preserve">•</w:t>
+            </w:r>
+            <w:r>
+              <w:rPr>
+                <w:rFonts w:ascii="Avenir Next" w:hAnsi="Avenir Next" w:cs="Avenir Next" w:eastAsia="Avenir Next"/>
+                <w:color w:val="1A1A1A"/>
                 <w:sz w:val="18"/>
                 <w:szCs w:val="18"/>
               </w:rPr>
-              <w:t xml:space="preserve">•</w:t>
-            </w:r>
-            <w:r>
-              <w:rPr>
-                <w:rFonts w:ascii="Avenir Next" w:hAnsi="Avenir Next" w:cs="Avenir Next" w:eastAsia="Avenir Next"/>
-                <w:color w:val="1A1A1A"/>
-                <w:sz w:val="18"/>
-                <w:szCs w:val="18"/>
-              </w:rPr>
               <w:tab/>
             </w:r>
             <w:r>
               <w:rPr>
                 <w:rFonts w:ascii="Avenir Next" w:hAnsi="Avenir Next" w:cs="Avenir Next" w:eastAsia="Avenir Next"/>
                 <w:color w:val="1A1A1A"/>
-                <w:sz w:val="18"/>
+                <w:sz w:val="22"/>
                 <w:szCs w:val="18"/>
               </w:rPr>
               <w:t xml:space="preserve">−9 to −2 is 9 − 2 = 7 units.</w:t>
@@ -3347,6 +3355,7 @@
           </w:tcPr>
           <w:p>
             <w:pPr>
+              <w:pStyle w:val="Heading2"/>
               <w:spacing w:before="0" w:after="40" w:line="264" w:lineRule="auto"/>
             </w:pPr>
             <w:r>
@@ -3369,7 +3378,7 @@
               <w:rPr>
                 <w:rFonts w:ascii="Avenir Next" w:hAnsi="Avenir Next" w:cs="Avenir Next" w:eastAsia="Avenir Next"/>
                 <w:color w:val="1A1A1A"/>
-                <w:sz w:val="17"/>
+                <w:sz w:val="22"/>
                 <w:szCs w:val="17"/>
               </w:rPr>
               <w:t xml:space="preserve">A diver swims up from −24 feet to a boat deck at 6 feet. How far does she go?</w:t>
@@ -3388,25 +3397,25 @@
                 <w:rFonts w:ascii="Avenir Next" w:hAnsi="Avenir Next" w:cs="Avenir Next" w:eastAsia="Avenir Next"/>
                 <w:b/>
                 <w:color w:val="003A70"/>
+                <w:sz w:val="22"/>
+                <w:szCs w:val="17"/>
+              </w:rPr>
+              <w:t xml:space="preserve">Step 1</w:t>
+            </w:r>
+            <w:r>
+              <w:rPr>
+                <w:rFonts w:ascii="Avenir Next" w:hAnsi="Avenir Next" w:cs="Avenir Next" w:eastAsia="Avenir Next"/>
+                <w:color w:val="1A1A1A"/>
                 <w:sz w:val="17"/>
                 <w:szCs w:val="17"/>
               </w:rPr>
-              <w:t xml:space="preserve">Step 1</w:t>
-            </w:r>
-            <w:r>
-              <w:rPr>
-                <w:rFonts w:ascii="Avenir Next" w:hAnsi="Avenir Next" w:cs="Avenir Next" w:eastAsia="Avenir Next"/>
-                <w:color w:val="1A1A1A"/>
-                <w:sz w:val="17"/>
-                <w:szCs w:val="17"/>
-              </w:rPr>
               <w:tab/>
             </w:r>
             <w:r>
               <w:rPr>
                 <w:rFonts w:ascii="Avenir Next" w:hAnsi="Avenir Next" w:cs="Avenir Next" w:eastAsia="Avenir Next"/>
                 <w:color w:val="1A1A1A"/>
-                <w:sz w:val="17"/>
+                <w:sz w:val="22"/>
                 <w:szCs w:val="17"/>
               </w:rPr>
               <w:t xml:space="preserve">The numbers are on opposite sides of 0, so add.</w:t>
@@ -3425,25 +3434,25 @@
                 <w:rFonts w:ascii="Avenir Next" w:hAnsi="Avenir Next" w:cs="Avenir Next" w:eastAsia="Avenir Next"/>
                 <w:b/>
                 <w:color w:val="003A70"/>
+                <w:sz w:val="22"/>
+                <w:szCs w:val="17"/>
+              </w:rPr>
+              <w:t xml:space="preserve">Step 2</w:t>
+            </w:r>
+            <w:r>
+              <w:rPr>
+                <w:rFonts w:ascii="Avenir Next" w:hAnsi="Avenir Next" w:cs="Avenir Next" w:eastAsia="Avenir Next"/>
+                <w:color w:val="1A1A1A"/>
                 <w:sz w:val="17"/>
                 <w:szCs w:val="17"/>
               </w:rPr>
-              <w:t xml:space="preserve">Step 2</w:t>
-            </w:r>
-            <w:r>
-              <w:rPr>
-                <w:rFonts w:ascii="Avenir Next" w:hAnsi="Avenir Next" w:cs="Avenir Next" w:eastAsia="Avenir Next"/>
-                <w:color w:val="1A1A1A"/>
-                <w:sz w:val="17"/>
-                <w:szCs w:val="17"/>
-              </w:rPr>
               <w:tab/>
             </w:r>
             <w:r>
               <w:rPr>
                 <w:rFonts w:ascii="Avenir Next" w:hAnsi="Avenir Next" w:cs="Avenir Next" w:eastAsia="Avenir Next"/>
                 <w:color w:val="1A1A1A"/>
-                <w:sz w:val="17"/>
+                <w:sz w:val="22"/>
                 <w:szCs w:val="17"/>
               </w:rPr>
               <w:t xml:space="preserve">|−24| + |6| = 24 + 6 = 30</w:t>
@@ -3462,18 +3471,18 @@
                 <w:rFonts w:ascii="Avenir Next" w:hAnsi="Avenir Next" w:cs="Avenir Next" w:eastAsia="Avenir Next"/>
                 <w:b/>
                 <w:color w:val="1A1A1A"/>
+                <w:sz w:val="22"/>
+                <w:szCs w:val="17"/>
+              </w:rPr>
+              <w:t xml:space="preserve">Answer</w:t>
+            </w:r>
+            <w:r>
+              <w:rPr>
+                <w:rFonts w:ascii="Avenir Next" w:hAnsi="Avenir Next" w:cs="Avenir Next" w:eastAsia="Avenir Next"/>
+                <w:color w:val="1A1A1A"/>
                 <w:sz w:val="17"/>
                 <w:szCs w:val="17"/>
               </w:rPr>
-              <w:t xml:space="preserve">Answer</w:t>
-            </w:r>
-            <w:r>
-              <w:rPr>
-                <w:rFonts w:ascii="Avenir Next" w:hAnsi="Avenir Next" w:cs="Avenir Next" w:eastAsia="Avenir Next"/>
-                <w:color w:val="1A1A1A"/>
-                <w:sz w:val="17"/>
-                <w:szCs w:val="17"/>
-              </w:rPr>
               <w:tab/>
             </w:r>
             <w:r>
@@ -3481,7 +3490,7 @@
                 <w:rFonts w:ascii="Avenir Next" w:hAnsi="Avenir Next" w:cs="Avenir Next" w:eastAsia="Avenir Next"/>
                 <w:b/>
                 <w:color w:val="1A1A1A"/>
-                <w:sz w:val="17"/>
+                <w:sz w:val="22"/>
                 <w:szCs w:val="17"/>
               </w:rPr>
               <w:t xml:space="preserve">30 feet</w:t>
@@ -3531,6 +3540,7 @@
           </w:tcPr>
           <w:p>
             <w:pPr>
+              <w:pStyle w:val="Heading2"/>
               <w:spacing w:before="0" w:after="40" w:line="264" w:lineRule="auto"/>
             </w:pPr>
             <w:r>
@@ -3554,7 +3564,7 @@
                 <w:rFonts w:ascii="Avenir Next" w:hAnsi="Avenir Next" w:cs="Avenir Next" w:eastAsia="Avenir Next"/>
                 <w:b/>
                 <w:color w:val="1A1A1A"/>
-                <w:sz w:val="21"/>
+                <w:sz w:val="22"/>
                 <w:szCs w:val="21"/>
               </w:rPr>
               <w:t xml:space="preserve">distance</w:t>
@@ -3563,7 +3573,7 @@
               <w:rPr>
                 <w:rFonts w:ascii="Avenir Next" w:hAnsi="Avenir Next" w:cs="Avenir Next" w:eastAsia="Avenir Next"/>
                 <w:color w:val="5A5F66"/>
-                <w:sz w:val="21"/>
+                <w:sz w:val="22"/>
                 <w:szCs w:val="21"/>
               </w:rPr>
               <w:t xml:space="preserve"> — </w:t>
@@ -3572,7 +3582,7 @@
               <w:rPr>
                 <w:rFonts w:ascii="Avenir Next" w:hAnsi="Avenir Next" w:cs="Avenir Next" w:eastAsia="Avenir Next"/>
                 <w:color w:val="1A1A1A"/>
-                <w:sz w:val="21"/>
+                <w:sz w:val="22"/>
                 <w:szCs w:val="21"/>
               </w:rPr>
               <w:t xml:space="preserve">how far apart two points are</w:t>
@@ -3587,7 +3597,7 @@
                 <w:rFonts w:ascii="Avenir Next" w:hAnsi="Avenir Next" w:cs="Avenir Next" w:eastAsia="Avenir Next"/>
                 <w:b/>
                 <w:color w:val="1A1A1A"/>
-                <w:sz w:val="21"/>
+                <w:sz w:val="22"/>
                 <w:szCs w:val="21"/>
               </w:rPr>
               <w:t xml:space="preserve">opposite sides of 0</w:t>
@@ -3596,7 +3606,7 @@
               <w:rPr>
                 <w:rFonts w:ascii="Avenir Next" w:hAnsi="Avenir Next" w:cs="Avenir Next" w:eastAsia="Avenir Next"/>
                 <w:color w:val="5A5F66"/>
-                <w:sz w:val="21"/>
+                <w:sz w:val="22"/>
                 <w:szCs w:val="21"/>
               </w:rPr>
               <w:t xml:space="preserve"> — </w:t>
@@ -3605,7 +3615,7 @@
               <w:rPr>
                 <w:rFonts w:ascii="Avenir Next" w:hAnsi="Avenir Next" w:cs="Avenir Next" w:eastAsia="Avenir Next"/>
                 <w:color w:val="1A1A1A"/>
-                <w:sz w:val="21"/>
+                <w:sz w:val="22"/>
                 <w:szCs w:val="21"/>
               </w:rPr>
               <w:t xml:space="preserve">one negative, one positive: add</w:t>
@@ -3631,7 +3641,7 @@
                 <w:rFonts w:ascii="Avenir Next" w:hAnsi="Avenir Next" w:cs="Avenir Next" w:eastAsia="Avenir Next"/>
                 <w:b/>
                 <w:color w:val="1A1A1A"/>
-                <w:sz w:val="21"/>
+                <w:sz w:val="22"/>
                 <w:szCs w:val="21"/>
               </w:rPr>
               <w:t xml:space="preserve">same side of 0</w:t>
@@ -3640,7 +3650,7 @@
               <w:rPr>
                 <w:rFonts w:ascii="Avenir Next" w:hAnsi="Avenir Next" w:cs="Avenir Next" w:eastAsia="Avenir Next"/>
                 <w:color w:val="5A5F66"/>
-                <w:sz w:val="21"/>
+                <w:sz w:val="22"/>
                 <w:szCs w:val="21"/>
               </w:rPr>
               <w:t xml:space="preserve"> — </w:t>
@@ -3649,7 +3659,7 @@
               <w:rPr>
                 <w:rFonts w:ascii="Avenir Next" w:hAnsi="Avenir Next" w:cs="Avenir Next" w:eastAsia="Avenir Next"/>
                 <w:color w:val="1A1A1A"/>
-                <w:sz w:val="21"/>
+                <w:sz w:val="22"/>
                 <w:szCs w:val="21"/>
               </w:rPr>
               <w:t xml:space="preserve">both negative or both positive: subtract</w:t>
@@ -3660,6 +3670,7 @@
     </w:tbl>
     <w:p>
       <w:pPr>
+        <w:pStyle w:val="Heading2"/>
         <w:keepNext/>
         <w:pBdr>
           <w:bottom w:val="single" w:sz="8" w:space="3" w:color="003A70"/>
@@ -3675,7 +3686,7 @@
           <w:b/>
           <w:color w:val="003A70"/>
           <w:spacing w:val="14"/>
-          <w:sz w:val="21"/>
+          <w:sz w:val="22"/>
           <w:szCs w:val="21"/>
         </w:rPr>
         <w:t xml:space="preserve">PRACTICE</w:t>
@@ -3694,7 +3705,7 @@
           <w:rFonts w:ascii="Avenir Next" w:hAnsi="Avenir Next" w:cs="Avenir Next" w:eastAsia="Avenir Next"/>
           <w:i/>
           <w:color w:val="5A5F66"/>
-          <w:sz w:val="17"/>
+          <w:sz w:val="22"/>
           <w:szCs w:val="17"/>
         </w:rPr>
         <w:t xml:space="preserve">show your work · label units</w:t>
@@ -3786,7 +3797,7 @@
               <w:drawing>
                 <wp:inline distT="0" distB="0" distL="0" distR="0">
                   <wp:extent cx="4572000" cy="731520"/>
-                  <wp:docPr id="2" name="Figure 2"/>
+                  <wp:docPr id="2" name="Figure 2" descr="Number line from -8 to 8, ticks every 1. Points: x: -5; label: P, x: -1; label: Q, x: 6; label: R."/>
                   <a:graphic xmlns:a="http://schemas.openxmlformats.org/drawingml/2006/main">
                     <a:graphicData uri="http://schemas.openxmlformats.org/drawingml/2006/picture">
                       <pic:pic xmlns:pic="http://schemas.openxmlformats.org/drawingml/2006/picture">
@@ -4139,25 +4150,25 @@
                 <w:rFonts w:ascii="Avenir Next" w:hAnsi="Avenir Next" w:cs="Avenir Next" w:eastAsia="Avenir Next"/>
                 <w:b/>
                 <w:color w:val="003A70"/>
+                <w:sz w:val="22"/>
+                <w:szCs w:val="18"/>
+              </w:rPr>
+              <w:t xml:space="preserve">Step 1</w:t>
+            </w:r>
+            <w:r>
+              <w:rPr>
+                <w:rFonts w:ascii="Avenir Next" w:hAnsi="Avenir Next" w:cs="Avenir Next" w:eastAsia="Avenir Next"/>
+                <w:color w:val="1A1A1A"/>
                 <w:sz w:val="18"/>
                 <w:szCs w:val="18"/>
               </w:rPr>
-              <w:t xml:space="preserve">Step 1</w:t>
-            </w:r>
-            <w:r>
-              <w:rPr>
-                <w:rFonts w:ascii="Avenir Next" w:hAnsi="Avenir Next" w:cs="Avenir Next" w:eastAsia="Avenir Next"/>
-                <w:color w:val="1A1A1A"/>
-                <w:sz w:val="18"/>
-                <w:szCs w:val="18"/>
-              </w:rPr>
               <w:tab/>
             </w:r>
             <w:r>
               <w:rPr>
                 <w:rFonts w:ascii="Avenir Next" w:hAnsi="Avenir Next" w:cs="Avenir Next" w:eastAsia="Avenir Next"/>
                 <w:color w:val="1A1A1A"/>
-                <w:sz w:val="21"/>
+                <w:sz w:val="22"/>
                 <w:szCs w:val="21"/>
               </w:rPr>
               <w:t xml:space="preserve">Are the numbers on the same side of 0, or on opposite sides?</w:t>
@@ -4177,25 +4188,25 @@
                 <w:rFonts w:ascii="Avenir Next" w:hAnsi="Avenir Next" w:cs="Avenir Next" w:eastAsia="Avenir Next"/>
                 <w:b/>
                 <w:color w:val="003A70"/>
+                <w:sz w:val="22"/>
+                <w:szCs w:val="18"/>
+              </w:rPr>
+              <w:t xml:space="preserve">Step 2</w:t>
+            </w:r>
+            <w:r>
+              <w:rPr>
+                <w:rFonts w:ascii="Avenir Next" w:hAnsi="Avenir Next" w:cs="Avenir Next" w:eastAsia="Avenir Next"/>
+                <w:color w:val="1A1A1A"/>
                 <w:sz w:val="18"/>
                 <w:szCs w:val="18"/>
               </w:rPr>
-              <w:t xml:space="preserve">Step 2</w:t>
-            </w:r>
-            <w:r>
-              <w:rPr>
-                <w:rFonts w:ascii="Avenir Next" w:hAnsi="Avenir Next" w:cs="Avenir Next" w:eastAsia="Avenir Next"/>
-                <w:color w:val="1A1A1A"/>
-                <w:sz w:val="18"/>
-                <w:szCs w:val="18"/>
-              </w:rPr>
               <w:tab/>
             </w:r>
             <w:r>
               <w:rPr>
                 <w:rFonts w:ascii="Avenir Next" w:hAnsi="Avenir Next" w:cs="Avenir Next" w:eastAsia="Avenir Next"/>
                 <w:color w:val="1A1A1A"/>
-                <w:sz w:val="21"/>
+                <w:sz w:val="22"/>
                 <w:szCs w:val="21"/>
               </w:rPr>
               <w:t xml:space="preserve">Opposite sides: add the absolute values. Same side: subtract.</w:t>
@@ -4553,25 +4564,25 @@
                 <w:rFonts w:ascii="Avenir Next" w:hAnsi="Avenir Next" w:cs="Avenir Next" w:eastAsia="Avenir Next"/>
                 <w:b/>
                 <w:color w:val="003A70"/>
+                <w:sz w:val="22"/>
+                <w:szCs w:val="18"/>
+              </w:rPr>
+              <w:t xml:space="preserve">Step 1</w:t>
+            </w:r>
+            <w:r>
+              <w:rPr>
+                <w:rFonts w:ascii="Avenir Next" w:hAnsi="Avenir Next" w:cs="Avenir Next" w:eastAsia="Avenir Next"/>
+                <w:color w:val="1A1A1A"/>
                 <w:sz w:val="18"/>
                 <w:szCs w:val="18"/>
               </w:rPr>
-              <w:t xml:space="preserve">Step 1</w:t>
-            </w:r>
-            <w:r>
-              <w:rPr>
-                <w:rFonts w:ascii="Avenir Next" w:hAnsi="Avenir Next" w:cs="Avenir Next" w:eastAsia="Avenir Next"/>
-                <w:color w:val="1A1A1A"/>
-                <w:sz w:val="18"/>
-                <w:szCs w:val="18"/>
-              </w:rPr>
               <w:tab/>
             </w:r>
             <w:r>
               <w:rPr>
                 <w:rFonts w:ascii="Avenir Next" w:hAnsi="Avenir Next" w:cs="Avenir Next" w:eastAsia="Avenir Next"/>
                 <w:color w:val="1A1A1A"/>
-                <w:sz w:val="21"/>
+                <w:sz w:val="22"/>
                 <w:szCs w:val="21"/>
               </w:rPr>
               <w:t xml:space="preserve">From −8 up to 0 is 8 degrees.</w:t>
@@ -4591,25 +4602,25 @@
                 <w:rFonts w:ascii="Avenir Next" w:hAnsi="Avenir Next" w:cs="Avenir Next" w:eastAsia="Avenir Next"/>
                 <w:b/>
                 <w:color w:val="003A70"/>
+                <w:sz w:val="22"/>
+                <w:szCs w:val="18"/>
+              </w:rPr>
+              <w:t xml:space="preserve">Step 2</w:t>
+            </w:r>
+            <w:r>
+              <w:rPr>
+                <w:rFonts w:ascii="Avenir Next" w:hAnsi="Avenir Next" w:cs="Avenir Next" w:eastAsia="Avenir Next"/>
+                <w:color w:val="1A1A1A"/>
                 <w:sz w:val="18"/>
                 <w:szCs w:val="18"/>
               </w:rPr>
-              <w:t xml:space="preserve">Step 2</w:t>
-            </w:r>
-            <w:r>
-              <w:rPr>
-                <w:rFonts w:ascii="Avenir Next" w:hAnsi="Avenir Next" w:cs="Avenir Next" w:eastAsia="Avenir Next"/>
-                <w:color w:val="1A1A1A"/>
-                <w:sz w:val="18"/>
-                <w:szCs w:val="18"/>
-              </w:rPr>
               <w:tab/>
             </w:r>
             <w:r>
               <w:rPr>
                 <w:rFonts w:ascii="Avenir Next" w:hAnsi="Avenir Next" w:cs="Avenir Next" w:eastAsia="Avenir Next"/>
                 <w:color w:val="1A1A1A"/>
-                <w:sz w:val="21"/>
+                <w:sz w:val="22"/>
                 <w:szCs w:val="21"/>
               </w:rPr>
               <w:t xml:space="preserve">From 0 up to 15 is 15 degrees. Add.</w:t>
@@ -4628,25 +4639,25 @@
                 <w:rFonts w:ascii="Avenir Next" w:hAnsi="Avenir Next" w:cs="Avenir Next" w:eastAsia="Avenir Next"/>
                 <w:b/>
                 <w:color w:val="1A1A1A"/>
+                <w:sz w:val="22"/>
+                <w:szCs w:val="18"/>
+              </w:rPr>
+              <w:t xml:space="preserve">Answer</w:t>
+            </w:r>
+            <w:r>
+              <w:rPr>
+                <w:rFonts w:ascii="Avenir Next" w:hAnsi="Avenir Next" w:cs="Avenir Next" w:eastAsia="Avenir Next"/>
+                <w:color w:val="1A1A1A"/>
                 <w:sz w:val="18"/>
                 <w:szCs w:val="18"/>
               </w:rPr>
-              <w:t xml:space="preserve">Answer</w:t>
-            </w:r>
-            <w:r>
-              <w:rPr>
-                <w:rFonts w:ascii="Avenir Next" w:hAnsi="Avenir Next" w:cs="Avenir Next" w:eastAsia="Avenir Next"/>
-                <w:color w:val="1A1A1A"/>
-                <w:sz w:val="18"/>
-                <w:szCs w:val="18"/>
-              </w:rPr>
               <w:tab/>
             </w:r>
             <w:r>
               <w:rPr>
                 <w:rFonts w:ascii="Avenir Next" w:hAnsi="Avenir Next" w:cs="Avenir Next" w:eastAsia="Avenir Next"/>
                 <w:color w:val="1A1A1A"/>
-                <w:sz w:val="18"/>
+                <w:sz w:val="22"/>
                 <w:szCs w:val="18"/>
               </w:rPr>
               <w:t xml:space="preserve">  degrees</w:t>
@@ -4760,25 +4771,25 @@
                 <w:rFonts w:ascii="Avenir Next" w:hAnsi="Avenir Next" w:cs="Avenir Next" w:eastAsia="Avenir Next"/>
                 <w:b/>
                 <w:color w:val="003A70"/>
+                <w:sz w:val="22"/>
+                <w:szCs w:val="18"/>
+              </w:rPr>
+              <w:t xml:space="preserve">Step 1</w:t>
+            </w:r>
+            <w:r>
+              <w:rPr>
+                <w:rFonts w:ascii="Avenir Next" w:hAnsi="Avenir Next" w:cs="Avenir Next" w:eastAsia="Avenir Next"/>
+                <w:color w:val="1A1A1A"/>
                 <w:sz w:val="18"/>
                 <w:szCs w:val="18"/>
               </w:rPr>
-              <w:t xml:space="preserve">Step 1</w:t>
-            </w:r>
-            <w:r>
-              <w:rPr>
-                <w:rFonts w:ascii="Avenir Next" w:hAnsi="Avenir Next" w:cs="Avenir Next" w:eastAsia="Avenir Next"/>
-                <w:color w:val="1A1A1A"/>
-                <w:sz w:val="18"/>
-                <w:szCs w:val="18"/>
-              </w:rPr>
               <w:tab/>
             </w:r>
             <w:r>
               <w:rPr>
                 <w:rFonts w:ascii="Avenir Next" w:hAnsi="Avenir Next" w:cs="Avenir Next" w:eastAsia="Avenir Next"/>
                 <w:color w:val="1A1A1A"/>
-                <w:sz w:val="21"/>
+                <w:sz w:val="22"/>
                 <w:szCs w:val="21"/>
               </w:rPr>
               <w:t xml:space="preserve">From floor −3 up to 0 is 3 floors.</w:t>
@@ -4798,25 +4809,25 @@
                 <w:rFonts w:ascii="Avenir Next" w:hAnsi="Avenir Next" w:cs="Avenir Next" w:eastAsia="Avenir Next"/>
                 <w:b/>
                 <w:color w:val="003A70"/>
+                <w:sz w:val="22"/>
+                <w:szCs w:val="18"/>
+              </w:rPr>
+              <w:t xml:space="preserve">Step 2</w:t>
+            </w:r>
+            <w:r>
+              <w:rPr>
+                <w:rFonts w:ascii="Avenir Next" w:hAnsi="Avenir Next" w:cs="Avenir Next" w:eastAsia="Avenir Next"/>
+                <w:color w:val="1A1A1A"/>
                 <w:sz w:val="18"/>
                 <w:szCs w:val="18"/>
               </w:rPr>
-              <w:t xml:space="preserve">Step 2</w:t>
-            </w:r>
-            <w:r>
-              <w:rPr>
-                <w:rFonts w:ascii="Avenir Next" w:hAnsi="Avenir Next" w:cs="Avenir Next" w:eastAsia="Avenir Next"/>
-                <w:color w:val="1A1A1A"/>
-                <w:sz w:val="18"/>
-                <w:szCs w:val="18"/>
-              </w:rPr>
               <w:tab/>
             </w:r>
             <w:r>
               <w:rPr>
                 <w:rFonts w:ascii="Avenir Next" w:hAnsi="Avenir Next" w:cs="Avenir Next" w:eastAsia="Avenir Next"/>
                 <w:color w:val="1A1A1A"/>
-                <w:sz w:val="21"/>
+                <w:sz w:val="22"/>
                 <w:szCs w:val="21"/>
               </w:rPr>
               <w:t xml:space="preserve">From 0 up to floor 9 is 9 floors. Add.</w:t>
@@ -4835,25 +4846,25 @@
                 <w:rFonts w:ascii="Avenir Next" w:hAnsi="Avenir Next" w:cs="Avenir Next" w:eastAsia="Avenir Next"/>
                 <w:b/>
                 <w:color w:val="1A1A1A"/>
+                <w:sz w:val="22"/>
+                <w:szCs w:val="18"/>
+              </w:rPr>
+              <w:t xml:space="preserve">Answer</w:t>
+            </w:r>
+            <w:r>
+              <w:rPr>
+                <w:rFonts w:ascii="Avenir Next" w:hAnsi="Avenir Next" w:cs="Avenir Next" w:eastAsia="Avenir Next"/>
+                <w:color w:val="1A1A1A"/>
                 <w:sz w:val="18"/>
                 <w:szCs w:val="18"/>
               </w:rPr>
-              <w:t xml:space="preserve">Answer</w:t>
-            </w:r>
-            <w:r>
-              <w:rPr>
-                <w:rFonts w:ascii="Avenir Next" w:hAnsi="Avenir Next" w:cs="Avenir Next" w:eastAsia="Avenir Next"/>
-                <w:color w:val="1A1A1A"/>
-                <w:sz w:val="18"/>
-                <w:szCs w:val="18"/>
-              </w:rPr>
               <w:tab/>
             </w:r>
             <w:r>
               <w:rPr>
                 <w:rFonts w:ascii="Avenir Next" w:hAnsi="Avenir Next" w:cs="Avenir Next" w:eastAsia="Avenir Next"/>
                 <w:color w:val="1A1A1A"/>
-                <w:sz w:val="18"/>
+                <w:sz w:val="22"/>
                 <w:szCs w:val="18"/>
               </w:rPr>
               <w:t xml:space="preserve">  floors</w:t>
@@ -4964,7 +4975,7 @@
                 <w:rFonts w:ascii="Avenir Next" w:hAnsi="Avenir Next" w:cs="Avenir Next" w:eastAsia="Avenir Next"/>
                 <w:b/>
                 <w:color w:val="003A70"/>
-                <w:sz w:val="17"/>
+                <w:sz w:val="22"/>
                 <w:szCs w:val="17"/>
               </w:rPr>
               <w:t xml:space="preserve">Frame  </w:t>
@@ -4974,10 +4985,30 @@
                 <w:rFonts w:ascii="Avenir Next" w:hAnsi="Avenir Next" w:cs="Avenir Next" w:eastAsia="Avenir Next"/>
                 <w:i/>
                 <w:color w:val="1A1A1A"/>
+                <w:sz w:val="22"/>
+                <w:szCs w:val="18"/>
+              </w:rPr>
+              <w:t xml:space="preserve">Omar is wrong because −9 and 5 are on </w:t>
+            </w:r>
+            <w:r>
+              <w:rPr>
+                <w:rFonts w:ascii="Avenir Next" w:hAnsi="Avenir Next" w:cs="Avenir Next" w:eastAsia="Avenir Next"/>
+                <w:color w:val="1A1A1A"/>
                 <w:sz w:val="18"/>
                 <w:szCs w:val="18"/>
-              </w:rPr>
-              <w:t xml:space="preserve">Omar is wrong because −9 and 5 are on </w:t>
+                <w:u w:val="single"/>
+              </w:rPr>
+              <w:t xml:space="preserve">      </w:t>
+            </w:r>
+            <w:r>
+              <w:rPr>
+                <w:rFonts w:ascii="Avenir Next" w:hAnsi="Avenir Next" w:cs="Avenir Next" w:eastAsia="Avenir Next"/>
+                <w:i/>
+                <w:color w:val="1A1A1A"/>
+                <w:sz w:val="22"/>
+                <w:szCs w:val="18"/>
+              </w:rPr>
+              <w:t xml:space="preserve"> sides of 0, so he should </w:t>
             </w:r>
             <w:r>
               <w:rPr>
@@ -4994,17 +5025,17 @@
                 <w:rFonts w:ascii="Avenir Next" w:hAnsi="Avenir Next" w:cs="Avenir Next" w:eastAsia="Avenir Next"/>
                 <w:i/>
                 <w:color w:val="1A1A1A"/>
+                <w:sz w:val="22"/>
+                <w:szCs w:val="18"/>
+              </w:rPr>
+              <w:t xml:space="preserve">. The distance is </w:t>
+            </w:r>
+            <w:r>
+              <w:rPr>
+                <w:rFonts w:ascii="Avenir Next" w:hAnsi="Avenir Next" w:cs="Avenir Next" w:eastAsia="Avenir Next"/>
+                <w:color w:val="1A1A1A"/>
                 <w:sz w:val="18"/>
                 <w:szCs w:val="18"/>
-              </w:rPr>
-              <w:t xml:space="preserve"> sides of 0, so he should </w:t>
-            </w:r>
-            <w:r>
-              <w:rPr>
-                <w:rFonts w:ascii="Avenir Next" w:hAnsi="Avenir Next" w:cs="Avenir Next" w:eastAsia="Avenir Next"/>
-                <w:color w:val="1A1A1A"/>
-                <w:sz w:val="18"/>
-                <w:szCs w:val="18"/>
                 <w:u w:val="single"/>
               </w:rPr>
               <w:t xml:space="preserve">      </w:t>
@@ -5014,27 +5045,7 @@
                 <w:rFonts w:ascii="Avenir Next" w:hAnsi="Avenir Next" w:cs="Avenir Next" w:eastAsia="Avenir Next"/>
                 <w:i/>
                 <w:color w:val="1A1A1A"/>
-                <w:sz w:val="18"/>
-                <w:szCs w:val="18"/>
-              </w:rPr>
-              <w:t xml:space="preserve">. The distance is </w:t>
-            </w:r>
-            <w:r>
-              <w:rPr>
-                <w:rFonts w:ascii="Avenir Next" w:hAnsi="Avenir Next" w:cs="Avenir Next" w:eastAsia="Avenir Next"/>
-                <w:color w:val="1A1A1A"/>
-                <w:sz w:val="18"/>
-                <w:szCs w:val="18"/>
-                <w:u w:val="single"/>
-              </w:rPr>
-              <w:t xml:space="preserve">      </w:t>
-            </w:r>
-            <w:r>
-              <w:rPr>
-                <w:rFonts w:ascii="Avenir Next" w:hAnsi="Avenir Next" w:cs="Avenir Next" w:eastAsia="Avenir Next"/>
-                <w:i/>
-                <w:color w:val="1A1A1A"/>
-                <w:sz w:val="18"/>
+                <w:sz w:val="22"/>
                 <w:szCs w:val="18"/>
               </w:rPr>
               <w:t xml:space="preserve">.</w:t>
@@ -5121,6 +5132,7 @@
     </w:p>
     <w:p>
       <w:pPr>
+        <w:pStyle w:val="Heading2"/>
         <w:keepNext/>
         <w:pBdr>
           <w:bottom w:val="single" w:sz="8" w:space="3" w:color="003A70"/>
@@ -5136,7 +5148,7 @@
           <w:b/>
           <w:color w:val="003A70"/>
           <w:spacing w:val="14"/>
-          <w:sz w:val="21"/>
+          <w:sz w:val="22"/>
           <w:szCs w:val="21"/>
         </w:rPr>
         <w:t xml:space="preserve">TEST PRACTICE</w:t>
@@ -5155,7 +5167,7 @@
           <w:rFonts w:ascii="Avenir Next" w:hAnsi="Avenir Next" w:cs="Avenir Next" w:eastAsia="Avenir Next"/>
           <w:i/>
           <w:color w:val="5A5F66"/>
-          <w:sz w:val="17"/>
+          <w:sz w:val="22"/>
           <w:szCs w:val="17"/>
         </w:rPr>
         <w:t xml:space="preserve">choose the best answer</w:t>
@@ -5287,25 +5299,25 @@
                       <w:rFonts w:ascii="Avenir Next" w:hAnsi="Avenir Next" w:cs="Avenir Next" w:eastAsia="Avenir Next"/>
                       <w:b/>
                       <w:color w:val="003A70"/>
+                      <w:sz w:val="22"/>
+                      <w:szCs w:val="21"/>
+                    </w:rPr>
+                    <w:t xml:space="preserve">A</w:t>
+                  </w:r>
+                  <w:r>
+                    <w:rPr>
+                      <w:rFonts w:ascii="Avenir Next" w:hAnsi="Avenir Next" w:cs="Avenir Next" w:eastAsia="Avenir Next"/>
+                      <w:color w:val="1A1A1A"/>
                       <w:sz w:val="21"/>
                       <w:szCs w:val="21"/>
                     </w:rPr>
-                    <w:t xml:space="preserve">A</w:t>
-                  </w:r>
-                  <w:r>
-                    <w:rPr>
-                      <w:rFonts w:ascii="Avenir Next" w:hAnsi="Avenir Next" w:cs="Avenir Next" w:eastAsia="Avenir Next"/>
-                      <w:color w:val="1A1A1A"/>
-                      <w:sz w:val="21"/>
-                      <w:szCs w:val="21"/>
-                    </w:rPr>
                     <w:tab/>
                   </w:r>
                   <w:r>
                     <w:rPr>
                       <w:rFonts w:ascii="Avenir Next" w:hAnsi="Avenir Next" w:cs="Avenir Next" w:eastAsia="Avenir Next"/>
                       <w:color w:val="1A1A1A"/>
-                      <w:sz w:val="21"/>
+                      <w:sz w:val="22"/>
                       <w:szCs w:val="21"/>
                     </w:rPr>
                     <w:t xml:space="preserve">7</w:t>
@@ -5330,25 +5342,25 @@
                       <w:rFonts w:ascii="Avenir Next" w:hAnsi="Avenir Next" w:cs="Avenir Next" w:eastAsia="Avenir Next"/>
                       <w:b/>
                       <w:color w:val="003A70"/>
+                      <w:sz w:val="22"/>
+                      <w:szCs w:val="21"/>
+                    </w:rPr>
+                    <w:t xml:space="preserve">B</w:t>
+                  </w:r>
+                  <w:r>
+                    <w:rPr>
+                      <w:rFonts w:ascii="Avenir Next" w:hAnsi="Avenir Next" w:cs="Avenir Next" w:eastAsia="Avenir Next"/>
+                      <w:color w:val="1A1A1A"/>
                       <w:sz w:val="21"/>
                       <w:szCs w:val="21"/>
                     </w:rPr>
-                    <w:t xml:space="preserve">B</w:t>
-                  </w:r>
-                  <w:r>
-                    <w:rPr>
-                      <w:rFonts w:ascii="Avenir Next" w:hAnsi="Avenir Next" w:cs="Avenir Next" w:eastAsia="Avenir Next"/>
-                      <w:color w:val="1A1A1A"/>
-                      <w:sz w:val="21"/>
-                      <w:szCs w:val="21"/>
-                    </w:rPr>
                     <w:tab/>
                   </w:r>
                   <w:r>
                     <w:rPr>
                       <w:rFonts w:ascii="Avenir Next" w:hAnsi="Avenir Next" w:cs="Avenir Next" w:eastAsia="Avenir Next"/>
                       <w:color w:val="1A1A1A"/>
-                      <w:sz w:val="21"/>
+                      <w:sz w:val="22"/>
                       <w:szCs w:val="21"/>
                     </w:rPr>
                     <w:t xml:space="preserve">19</w:t>
@@ -5373,25 +5385,25 @@
                       <w:rFonts w:ascii="Avenir Next" w:hAnsi="Avenir Next" w:cs="Avenir Next" w:eastAsia="Avenir Next"/>
                       <w:b/>
                       <w:color w:val="003A70"/>
+                      <w:sz w:val="22"/>
+                      <w:szCs w:val="21"/>
+                    </w:rPr>
+                    <w:t xml:space="preserve">C</w:t>
+                  </w:r>
+                  <w:r>
+                    <w:rPr>
+                      <w:rFonts w:ascii="Avenir Next" w:hAnsi="Avenir Next" w:cs="Avenir Next" w:eastAsia="Avenir Next"/>
+                      <w:color w:val="1A1A1A"/>
                       <w:sz w:val="21"/>
                       <w:szCs w:val="21"/>
                     </w:rPr>
-                    <w:t xml:space="preserve">C</w:t>
-                  </w:r>
-                  <w:r>
-                    <w:rPr>
-                      <w:rFonts w:ascii="Avenir Next" w:hAnsi="Avenir Next" w:cs="Avenir Next" w:eastAsia="Avenir Next"/>
-                      <w:color w:val="1A1A1A"/>
-                      <w:sz w:val="21"/>
-                      <w:szCs w:val="21"/>
-                    </w:rPr>
                     <w:tab/>
                   </w:r>
                   <w:r>
                     <w:rPr>
                       <w:rFonts w:ascii="Avenir Next" w:hAnsi="Avenir Next" w:cs="Avenir Next" w:eastAsia="Avenir Next"/>
                       <w:color w:val="1A1A1A"/>
-                      <w:sz w:val="21"/>
+                      <w:sz w:val="22"/>
                       <w:szCs w:val="21"/>
                     </w:rPr>
                     <w:t xml:space="preserve">−19</w:t>
@@ -5416,25 +5428,25 @@
                       <w:rFonts w:ascii="Avenir Next" w:hAnsi="Avenir Next" w:cs="Avenir Next" w:eastAsia="Avenir Next"/>
                       <w:b/>
                       <w:color w:val="003A70"/>
+                      <w:sz w:val="22"/>
+                      <w:szCs w:val="21"/>
+                    </w:rPr>
+                    <w:t xml:space="preserve">D</w:t>
+                  </w:r>
+                  <w:r>
+                    <w:rPr>
+                      <w:rFonts w:ascii="Avenir Next" w:hAnsi="Avenir Next" w:cs="Avenir Next" w:eastAsia="Avenir Next"/>
+                      <w:color w:val="1A1A1A"/>
                       <w:sz w:val="21"/>
                       <w:szCs w:val="21"/>
                     </w:rPr>
-                    <w:t xml:space="preserve">D</w:t>
-                  </w:r>
-                  <w:r>
-                    <w:rPr>
-                      <w:rFonts w:ascii="Avenir Next" w:hAnsi="Avenir Next" w:cs="Avenir Next" w:eastAsia="Avenir Next"/>
-                      <w:color w:val="1A1A1A"/>
-                      <w:sz w:val="21"/>
-                      <w:szCs w:val="21"/>
-                    </w:rPr>
                     <w:tab/>
                   </w:r>
                   <w:r>
                     <w:rPr>
                       <w:rFonts w:ascii="Avenir Next" w:hAnsi="Avenir Next" w:cs="Avenir Next" w:eastAsia="Avenir Next"/>
                       <w:color w:val="1A1A1A"/>
-                      <w:sz w:val="21"/>
+                      <w:sz w:val="22"/>
                       <w:szCs w:val="21"/>
                     </w:rPr>
                     <w:t xml:space="preserve">−7</w:t>
@@ -5582,25 +5594,25 @@
                       <w:rFonts w:ascii="Avenir Next" w:hAnsi="Avenir Next" w:cs="Avenir Next" w:eastAsia="Avenir Next"/>
                       <w:b/>
                       <w:color w:val="003A70"/>
+                      <w:sz w:val="22"/>
+                      <w:szCs w:val="21"/>
+                    </w:rPr>
+                    <w:t xml:space="preserve">A</w:t>
+                  </w:r>
+                  <w:r>
+                    <w:rPr>
+                      <w:rFonts w:ascii="Avenir Next" w:hAnsi="Avenir Next" w:cs="Avenir Next" w:eastAsia="Avenir Next"/>
+                      <w:color w:val="1A1A1A"/>
                       <w:sz w:val="21"/>
                       <w:szCs w:val="21"/>
                     </w:rPr>
-                    <w:t xml:space="preserve">A</w:t>
-                  </w:r>
-                  <w:r>
-                    <w:rPr>
-                      <w:rFonts w:ascii="Avenir Next" w:hAnsi="Avenir Next" w:cs="Avenir Next" w:eastAsia="Avenir Next"/>
-                      <w:color w:val="1A1A1A"/>
-                      <w:sz w:val="21"/>
-                      <w:szCs w:val="21"/>
-                    </w:rPr>
                     <w:tab/>
                   </w:r>
                   <w:r>
                     <w:rPr>
                       <w:rFonts w:ascii="Avenir Next" w:hAnsi="Avenir Next" w:cs="Avenir Next" w:eastAsia="Avenir Next"/>
                       <w:color w:val="1A1A1A"/>
-                      <w:sz w:val="21"/>
+                      <w:sz w:val="22"/>
                       <w:szCs w:val="21"/>
                     </w:rPr>
                     <w:t xml:space="preserve">82 feet</w:t>
@@ -5625,25 +5637,25 @@
                       <w:rFonts w:ascii="Avenir Next" w:hAnsi="Avenir Next" w:cs="Avenir Next" w:eastAsia="Avenir Next"/>
                       <w:b/>
                       <w:color w:val="003A70"/>
+                      <w:sz w:val="22"/>
+                      <w:szCs w:val="21"/>
+                    </w:rPr>
+                    <w:t xml:space="preserve">B</w:t>
+                  </w:r>
+                  <w:r>
+                    <w:rPr>
+                      <w:rFonts w:ascii="Avenir Next" w:hAnsi="Avenir Next" w:cs="Avenir Next" w:eastAsia="Avenir Next"/>
+                      <w:color w:val="1A1A1A"/>
                       <w:sz w:val="21"/>
                       <w:szCs w:val="21"/>
                     </w:rPr>
-                    <w:t xml:space="preserve">B</w:t>
-                  </w:r>
-                  <w:r>
-                    <w:rPr>
-                      <w:rFonts w:ascii="Avenir Next" w:hAnsi="Avenir Next" w:cs="Avenir Next" w:eastAsia="Avenir Next"/>
-                      <w:color w:val="1A1A1A"/>
-                      <w:sz w:val="21"/>
-                      <w:szCs w:val="21"/>
-                    </w:rPr>
                     <w:tab/>
                   </w:r>
                   <w:r>
                     <w:rPr>
                       <w:rFonts w:ascii="Avenir Next" w:hAnsi="Avenir Next" w:cs="Avenir Next" w:eastAsia="Avenir Next"/>
                       <w:color w:val="1A1A1A"/>
-                      <w:sz w:val="21"/>
+                      <w:sz w:val="22"/>
                       <w:szCs w:val="21"/>
                     </w:rPr>
                     <w:t xml:space="preserve">38 feet</w:t>
@@ -5668,25 +5680,25 @@
                       <w:rFonts w:ascii="Avenir Next" w:hAnsi="Avenir Next" w:cs="Avenir Next" w:eastAsia="Avenir Next"/>
                       <w:b/>
                       <w:color w:val="003A70"/>
+                      <w:sz w:val="22"/>
+                      <w:szCs w:val="21"/>
+                    </w:rPr>
+                    <w:t xml:space="preserve">C</w:t>
+                  </w:r>
+                  <w:r>
+                    <w:rPr>
+                      <w:rFonts w:ascii="Avenir Next" w:hAnsi="Avenir Next" w:cs="Avenir Next" w:eastAsia="Avenir Next"/>
+                      <w:color w:val="1A1A1A"/>
                       <w:sz w:val="21"/>
                       <w:szCs w:val="21"/>
                     </w:rPr>
-                    <w:t xml:space="preserve">C</w:t>
-                  </w:r>
-                  <w:r>
-                    <w:rPr>
-                      <w:rFonts w:ascii="Avenir Next" w:hAnsi="Avenir Next" w:cs="Avenir Next" w:eastAsia="Avenir Next"/>
-                      <w:color w:val="1A1A1A"/>
-                      <w:sz w:val="21"/>
-                      <w:szCs w:val="21"/>
-                    </w:rPr>
                     <w:tab/>
                   </w:r>
                   <w:r>
                     <w:rPr>
                       <w:rFonts w:ascii="Avenir Next" w:hAnsi="Avenir Next" w:cs="Avenir Next" w:eastAsia="Avenir Next"/>
                       <w:color w:val="1A1A1A"/>
-                      <w:sz w:val="21"/>
+                      <w:sz w:val="22"/>
                       <w:szCs w:val="21"/>
                     </w:rPr>
                     <w:t xml:space="preserve">−38 feet</w:t>
@@ -5711,25 +5723,25 @@
                       <w:rFonts w:ascii="Avenir Next" w:hAnsi="Avenir Next" w:cs="Avenir Next" w:eastAsia="Avenir Next"/>
                       <w:b/>
                       <w:color w:val="003A70"/>
+                      <w:sz w:val="22"/>
+                      <w:szCs w:val="21"/>
+                    </w:rPr>
+                    <w:t xml:space="preserve">D</w:t>
+                  </w:r>
+                  <w:r>
+                    <w:rPr>
+                      <w:rFonts w:ascii="Avenir Next" w:hAnsi="Avenir Next" w:cs="Avenir Next" w:eastAsia="Avenir Next"/>
+                      <w:color w:val="1A1A1A"/>
                       <w:sz w:val="21"/>
                       <w:szCs w:val="21"/>
                     </w:rPr>
-                    <w:t xml:space="preserve">D</w:t>
-                  </w:r>
-                  <w:r>
-                    <w:rPr>
-                      <w:rFonts w:ascii="Avenir Next" w:hAnsi="Avenir Next" w:cs="Avenir Next" w:eastAsia="Avenir Next"/>
-                      <w:color w:val="1A1A1A"/>
-                      <w:sz w:val="21"/>
-                      <w:szCs w:val="21"/>
-                    </w:rPr>
                     <w:tab/>
                   </w:r>
                   <w:r>
                     <w:rPr>
                       <w:rFonts w:ascii="Avenir Next" w:hAnsi="Avenir Next" w:cs="Avenir Next" w:eastAsia="Avenir Next"/>
                       <w:color w:val="1A1A1A"/>
-                      <w:sz w:val="21"/>
+                      <w:sz w:val="22"/>
                       <w:szCs w:val="21"/>
                     </w:rPr>
                     <w:t xml:space="preserve">22 feet</w:t>
@@ -5795,6 +5807,7 @@
           </w:tcPr>
           <w:p>
             <w:pPr>
+              <w:pStyle w:val="Heading2"/>
               <w:spacing w:before="0" w:after="0" w:line="240" w:lineRule="auto"/>
             </w:pPr>
             <w:r>
@@ -5832,7 +5845,7 @@
               <w:rPr>
                 <w:rFonts w:ascii="Avenir Next" w:hAnsi="Avenir Next" w:cs="Avenir Next" w:eastAsia="Avenir Next"/>
                 <w:color w:val="1A1A1A"/>
-                <w:sz w:val="17"/>
+                <w:sz w:val="22"/>
                 <w:szCs w:val="17"/>
               </w:rPr>
               <w:t xml:space="preserve">  I can do this on my own</w:t>
@@ -5861,7 +5874,7 @@
               <w:rPr>
                 <w:rFonts w:ascii="Avenir Next" w:hAnsi="Avenir Next" w:cs="Avenir Next" w:eastAsia="Avenir Next"/>
                 <w:color w:val="1A1A1A"/>
-                <w:sz w:val="17"/>
+                <w:sz w:val="22"/>
                 <w:szCs w:val="17"/>
               </w:rPr>
               <w:t xml:space="preserve">  I need a little help</w:t>
@@ -5890,7 +5903,7 @@
               <w:rPr>
                 <w:rFonts w:ascii="Avenir Next" w:hAnsi="Avenir Next" w:cs="Avenir Next" w:eastAsia="Avenir Next"/>
                 <w:color w:val="1A1A1A"/>
-                <w:sz w:val="17"/>
+                <w:sz w:val="22"/>
                 <w:szCs w:val="17"/>
               </w:rPr>
               <w:t xml:space="preserve">  I have a question about #</w:t>
@@ -5928,7 +5941,7 @@
         <w:rPr>
           <w:rFonts w:ascii="Avenir Next" w:hAnsi="Avenir Next" w:cs="Avenir Next" w:eastAsia="Avenir Next"/>
           <w:color w:val="5A5F66"/>
-          <w:sz w:val="17"/>
+          <w:sz w:val="22"/>
           <w:szCs w:val="17"/>
         </w:rPr>
         <w:t xml:space="preserve">With someone at home, find how many degrees the temperature changed today.</w:t>
@@ -6022,7 +6035,106 @@
               <w:sz w:val="15"/>
               <w:szCs w:val="15"/>
             </w:rPr>
-            <w:t xml:space="preserve">Lesson 7-3  ·  Homework Packet  ·  Level 1</w:t>
+            <w:t xml:space="preserve">7-3 · Page </w:t>
+          </w:r>
+          <w:r>
+            <w:rPr>
+              <w:rFonts w:ascii="Avenir Next" w:hAnsi="Avenir Next" w:cs="Avenir Next" w:eastAsia="Avenir Next"/>
+              <w:color w:val="5A5F66"/>
+              <w:sz w:val="15"/>
+              <w:szCs w:val="15"/>
+            </w:rPr>
+            <w:fldChar w:fldCharType="begin"/>
+          </w:r>
+          <w:r>
+            <w:rPr>
+              <w:rFonts w:ascii="Avenir Next" w:hAnsi="Avenir Next" w:cs="Avenir Next" w:eastAsia="Avenir Next"/>
+              <w:color w:val="5A5F66"/>
+              <w:sz w:val="15"/>
+              <w:szCs w:val="15"/>
+            </w:rPr>
+            <w:instrText xml:space="preserve"> PAGE </w:instrText>
+          </w:r>
+          <w:r>
+            <w:rPr>
+              <w:rFonts w:ascii="Avenir Next" w:hAnsi="Avenir Next" w:cs="Avenir Next" w:eastAsia="Avenir Next"/>
+              <w:color w:val="5A5F66"/>
+              <w:sz w:val="15"/>
+              <w:szCs w:val="15"/>
+            </w:rPr>
+            <w:fldChar w:fldCharType="separate"/>
+          </w:r>
+          <w:r>
+            <w:rPr>
+              <w:rFonts w:ascii="Avenir Next" w:hAnsi="Avenir Next" w:cs="Avenir Next" w:eastAsia="Avenir Next"/>
+              <w:color w:val="5A5F66"/>
+              <w:sz w:val="15"/>
+              <w:szCs w:val="15"/>
+            </w:rPr>
+            <w:t xml:space="preserve">1</w:t>
+          </w:r>
+          <w:r>
+            <w:rPr>
+              <w:rFonts w:ascii="Avenir Next" w:hAnsi="Avenir Next" w:cs="Avenir Next" w:eastAsia="Avenir Next"/>
+              <w:color w:val="5A5F66"/>
+              <w:sz w:val="15"/>
+              <w:szCs w:val="15"/>
+            </w:rPr>
+            <w:fldChar w:fldCharType="end"/>
+          </w:r>
+          <w:r>
+            <w:rPr>
+              <w:rFonts w:ascii="Avenir Next" w:hAnsi="Avenir Next" w:cs="Avenir Next" w:eastAsia="Avenir Next"/>
+              <w:color w:val="5A5F66"/>
+              <w:sz w:val="15"/>
+              <w:szCs w:val="15"/>
+            </w:rPr>
+            <w:t xml:space="preserve"> of </w:t>
+          </w:r>
+          <w:r>
+            <w:rPr>
+              <w:rFonts w:ascii="Avenir Next" w:hAnsi="Avenir Next" w:cs="Avenir Next" w:eastAsia="Avenir Next"/>
+              <w:color w:val="5A5F66"/>
+              <w:sz w:val="15"/>
+              <w:szCs w:val="15"/>
+            </w:rPr>
+            <w:fldChar w:fldCharType="begin"/>
+          </w:r>
+          <w:r>
+            <w:rPr>
+              <w:rFonts w:ascii="Avenir Next" w:hAnsi="Avenir Next" w:cs="Avenir Next" w:eastAsia="Avenir Next"/>
+              <w:color w:val="5A5F66"/>
+              <w:sz w:val="15"/>
+              <w:szCs w:val="15"/>
+            </w:rPr>
+            <w:instrText xml:space="preserve"> NUMPAGES </w:instrText>
+          </w:r>
+          <w:r>
+            <w:rPr>
+              <w:rFonts w:ascii="Avenir Next" w:hAnsi="Avenir Next" w:cs="Avenir Next" w:eastAsia="Avenir Next"/>
+              <w:color w:val="5A5F66"/>
+              <w:sz w:val="15"/>
+              <w:szCs w:val="15"/>
+            </w:rPr>
+            <w:fldChar w:fldCharType="separate"/>
+          </w:r>
+          <w:r>
+            <w:rPr>
+              <w:rFonts w:ascii="Avenir Next" w:hAnsi="Avenir Next" w:cs="Avenir Next" w:eastAsia="Avenir Next"/>
+              <w:color w:val="5A5F66"/>
+              <w:sz w:val="15"/>
+              <w:szCs w:val="15"/>
+            </w:rPr>
+            <w:t xml:space="preserve">1</w:t>
+          </w:r>
+          <w:r>
+            <w:rPr>
+              <w:rFonts w:ascii="Avenir Next" w:hAnsi="Avenir Next" w:cs="Avenir Next" w:eastAsia="Avenir Next"/>
+              <w:color w:val="5A5F66"/>
+              <w:sz w:val="15"/>
+              <w:szCs w:val="15"/>
+            </w:rPr>
+            <w:fldChar w:fldCharType="end"/>
           </w:r>
         </w:p>
       </w:tc>
@@ -6065,5 +6177,23 @@
       </w:tblCellMar>
     </w:tblPr>
   </w:style>
+  <w:style w:type="paragraph" w:styleId="Heading1">
+    <w:name w:val="heading 1"/>
+    <w:basedOn w:val="Normal"/>
+    <w:pPr>
+      <w:outlineLvl w:val="0"/>
+      <w:keepNext w:val="0"/>
+      <w:keepLines w:val="0"/>
+    </w:pPr>
+  </w:style>
+  <w:style w:type="paragraph" w:styleId="Heading2">
+    <w:name w:val="heading 2"/>
+    <w:basedOn w:val="Normal"/>
+    <w:pPr>
+      <w:outlineLvl w:val="1"/>
+      <w:keepNext w:val="0"/>
+      <w:keepLines w:val="0"/>
+    </w:pPr>
+  </w:style>
 </w:styles>
 </file>